--- a/Rodrigo/Angular Java/Rodrigo Fernandez.docx
+++ b/Rodrigo/Angular Java/Rodrigo Fernandez.docx
@@ -203,15 +203,7 @@
         <w:rPr>
           <w:szCs w:val="24"/>
         </w:rPr>
-        <w:t>rodrigobfdev@gmail.</w:t>
-      </w:r>
-      <w:bookmarkStart w:id="0" w:name="_GoBack"/>
-      <w:bookmarkEnd w:id="0"/>
-      <w:r>
-        <w:rPr>
-          <w:szCs w:val="24"/>
-        </w:rPr>
-        <w:t>com</w:t>
+        <w:t>rodrigobfdev@gmail.com</w:t>
       </w:r>
     </w:p>
     <w:p>
@@ -263,7 +255,34 @@
       </w:r>
       <w:proofErr w:type="spellEnd"/>
       <w:r>
-        <w:t xml:space="preserve">, healthcare, logistics, and cloud platform products using Java 8–21, Spring Boot 2–3, Angular 10–17, </w:t>
+        <w:t xml:space="preserve">, healthcare, logistics, and cloud platform products using </w:t>
+      </w:r>
+      <w:r>
+        <w:rPr>
+          <w:b/>
+        </w:rPr>
+        <w:t>Java 8–21</w:t>
+      </w:r>
+      <w:r>
+        <w:t xml:space="preserve">, </w:t>
+      </w:r>
+      <w:r>
+        <w:rPr>
+          <w:b/>
+        </w:rPr>
+        <w:t>Spring Boot 2–3</w:t>
+      </w:r>
+      <w:r>
+        <w:t xml:space="preserve">, </w:t>
+      </w:r>
+      <w:r>
+        <w:rPr>
+          <w:b/>
+        </w:rPr>
+        <w:t>Angular 10–18</w:t>
+      </w:r>
+      <w:r>
+        <w:t xml:space="preserve">, </w:t>
       </w:r>
       <w:proofErr w:type="spellStart"/>
       <w:r>
@@ -478,7 +497,15 @@
           <w:bCs/>
           <w:szCs w:val="24"/>
         </w:rPr>
-        <w:t>Angular 10–17</w:t>
+        <w:t>Angular 10–1</w:t>
+      </w:r>
+      <w:r>
+        <w:rPr>
+          <w:b/>
+          <w:bCs/>
+          <w:szCs w:val="24"/>
+        </w:rPr>
+        <w:t>8</w:t>
       </w:r>
       <w:r>
         <w:rPr>
@@ -874,8 +901,18 @@
           <w:bCs/>
           <w:szCs w:val="24"/>
         </w:rPr>
-        <w:t>Angular 16–17</w:t>
-      </w:r>
+        <w:t>Angular 16–1</w:t>
+      </w:r>
+      <w:r>
+        <w:rPr>
+          <w:b/>
+          <w:bCs/>
+          <w:szCs w:val="24"/>
+        </w:rPr>
+        <w:t>8</w:t>
+      </w:r>
+      <w:bookmarkStart w:id="0" w:name="_GoBack"/>
+      <w:bookmarkEnd w:id="0"/>
       <w:r>
         <w:rPr>
           <w:szCs w:val="24"/>

--- a/Rodrigo/Angular Java/Rodrigo Fernandez.docx
+++ b/Rodrigo/Angular Java/Rodrigo Fernandez.docx
@@ -191,7 +191,7 @@
         <w:rPr>
           <w:szCs w:val="24"/>
         </w:rPr>
-        <w:t>www.linkedin.com/in/rodrigobermejo-fernández-9a5a0664</w:t>
+        <w:t>https://www.linkedin.com/in/rodrigo-bermejo-fern%C3%A1ndez-9a5a0664/</w:t>
       </w:r>
       <w:r>
         <w:rPr>
@@ -567,7 +567,7 @@
         <w:rPr>
           <w:szCs w:val="24"/>
         </w:rPr>
-        <w:t xml:space="preserve"> PostgreSQL 12–15, MySQL 5.7–8.0, SQL Server 2016–2022, Oracle 12c–19c, </w:t>
+        <w:t xml:space="preserve"> PostgreSQL 12–15, MySQL 5.7–8.0, SQL Server, Oracle 12c–19c, </w:t>
       </w:r>
       <w:proofErr w:type="spellStart"/>
       <w:r>
@@ -583,34 +583,6 @@
         </w:rPr>
         <w:t xml:space="preserve"> 5–7, </w:t>
       </w:r>
-      <w:proofErr w:type="spellStart"/>
-      <w:r>
-        <w:rPr>
-          <w:szCs w:val="24"/>
-        </w:rPr>
-        <w:t>Elasticsearch</w:t>
-      </w:r>
-      <w:proofErr w:type="spellEnd"/>
-      <w:r>
-        <w:rPr>
-          <w:szCs w:val="24"/>
-        </w:rPr>
-        <w:t xml:space="preserve"> 7–8</w:t>
-      </w:r>
-    </w:p>
-    <w:p>
-      <w:pPr>
-        <w:pStyle w:val="ListParagraph"/>
-        <w:numPr>
-          <w:ilvl w:val="0"/>
-          <w:numId w:val="29"/>
-        </w:numPr>
-        <w:spacing w:before="100" w:beforeAutospacing="1" w:after="100" w:afterAutospacing="1"/>
-        <w:jc w:val="both"/>
-        <w:rPr>
-          <w:szCs w:val="24"/>
-        </w:rPr>
-      </w:pPr>
       <w:r>
         <w:rPr>
           <w:b/>
@@ -637,7 +609,7 @@
         <w:rPr>
           <w:szCs w:val="24"/>
         </w:rPr>
-        <w:t xml:space="preserve">, Docker 19–24, Kubernetes 1.22–1.28, Jenkins, GitHub Actions, Maven, </w:t>
+        <w:t xml:space="preserve">, Docker 19–24, Kubernetes, Jenkins, GitHub Actions, Maven, </w:t>
       </w:r>
       <w:proofErr w:type="spellStart"/>
       <w:r>
@@ -911,27 +883,11 @@
         </w:rPr>
         <w:t>8</w:t>
       </w:r>
-      <w:bookmarkStart w:id="0" w:name="_GoBack"/>
-      <w:bookmarkEnd w:id="0"/>
-      <w:r>
-        <w:rPr>
-          <w:szCs w:val="24"/>
-        </w:rPr>
-        <w:t xml:space="preserve"> feature modules with typed reactive forms, lazy-loaded routes, and shared design-system components that reduced duplicate UI code by </w:t>
-      </w:r>
-      <w:r>
-        <w:rPr>
-          <w:b/>
-          <w:bCs/>
-          <w:szCs w:val="24"/>
-        </w:rPr>
-        <w:t>28%</w:t>
-      </w:r>
-      <w:r>
-        <w:rPr>
-          <w:szCs w:val="24"/>
-        </w:rPr>
-        <w:t>.</w:t>
+      <w:r>
+        <w:rPr>
+          <w:szCs w:val="24"/>
+        </w:rPr>
+        <w:t xml:space="preserve"> feature modules with typed reactive forms, lazy-loaded routes, and shared design-system components that reduced duplicate UI code.</w:t>
       </w:r>
     </w:p>
     <w:p>
@@ -1033,21 +989,7 @@
         <w:rPr>
           <w:szCs w:val="24"/>
         </w:rPr>
-        <w:t xml:space="preserve"> authorization with Spring Security 5–6, tightening role-based access for admin workflows and reducing support escalations around permission defects by </w:t>
-      </w:r>
-      <w:r>
-        <w:rPr>
-          <w:b/>
-          <w:bCs/>
-          <w:szCs w:val="24"/>
-        </w:rPr>
-        <w:t>22%</w:t>
-      </w:r>
-      <w:r>
-        <w:rPr>
-          <w:szCs w:val="24"/>
-        </w:rPr>
-        <w:t>.</w:t>
+        <w:t xml:space="preserve"> authorization with Spring Security 5–6, tightening role-based access for admin workflows and reducing support escalations around permission defects.</w:t>
       </w:r>
     </w:p>
     <w:p>
@@ -1184,21 +1126,7 @@
         <w:rPr>
           <w:szCs w:val="24"/>
         </w:rPr>
-        <w:t xml:space="preserve"> quality gates, cutting broken deployments by </w:t>
-      </w:r>
-      <w:r>
-        <w:rPr>
-          <w:b/>
-          <w:bCs/>
-          <w:szCs w:val="24"/>
-        </w:rPr>
-        <w:t>31%</w:t>
-      </w:r>
-      <w:r>
-        <w:rPr>
-          <w:szCs w:val="24"/>
-        </w:rPr>
-        <w:t xml:space="preserve"> across Java and Angular releases.</w:t>
+        <w:t xml:space="preserve"> quality gates, cutting broken deployments across Java and Angular releases.</w:t>
       </w:r>
     </w:p>
     <w:p>
@@ -1962,10 +1890,12 @@
           <w:numId w:val="26"/>
         </w:numPr>
         <w:spacing w:before="100" w:beforeAutospacing="1" w:after="100" w:afterAutospacing="1"/>
-        <w:rPr>
-          <w:szCs w:val="24"/>
-        </w:rPr>
-      </w:pPr>
+        <w:jc w:val="both"/>
+        <w:rPr>
+          <w:szCs w:val="24"/>
+        </w:rPr>
+      </w:pPr>
+      <w:bookmarkStart w:id="0" w:name="_GoBack"/>
       <w:r>
         <w:rPr>
           <w:szCs w:val="24"/>
@@ -1994,6 +1924,7 @@
           <w:numId w:val="26"/>
         </w:numPr>
         <w:spacing w:before="100" w:beforeAutospacing="1" w:after="100" w:afterAutospacing="1"/>
+        <w:jc w:val="both"/>
         <w:rPr>
           <w:szCs w:val="24"/>
         </w:rPr>
@@ -2012,6 +1943,7 @@
           <w:numId w:val="26"/>
         </w:numPr>
         <w:spacing w:before="100" w:beforeAutospacing="1" w:after="100" w:afterAutospacing="1"/>
+        <w:jc w:val="both"/>
         <w:rPr>
           <w:szCs w:val="24"/>
         </w:rPr>
@@ -2030,6 +1962,7 @@
           <w:numId w:val="26"/>
         </w:numPr>
         <w:spacing w:before="100" w:beforeAutospacing="1" w:after="100" w:afterAutospacing="1"/>
+        <w:jc w:val="both"/>
         <w:rPr>
           <w:szCs w:val="24"/>
         </w:rPr>
@@ -2048,6 +1981,7 @@
           <w:numId w:val="26"/>
         </w:numPr>
         <w:spacing w:before="100" w:beforeAutospacing="1" w:after="100" w:afterAutospacing="1"/>
+        <w:jc w:val="both"/>
         <w:rPr>
           <w:szCs w:val="24"/>
         </w:rPr>
@@ -2066,6 +2000,7 @@
           <w:numId w:val="26"/>
         </w:numPr>
         <w:spacing w:before="100" w:beforeAutospacing="1" w:after="100" w:afterAutospacing="1"/>
+        <w:jc w:val="both"/>
         <w:rPr>
           <w:szCs w:val="24"/>
         </w:rPr>
@@ -2084,6 +2019,7 @@
           <w:numId w:val="26"/>
         </w:numPr>
         <w:spacing w:before="100" w:beforeAutospacing="1" w:after="100" w:afterAutospacing="1"/>
+        <w:jc w:val="both"/>
         <w:rPr>
           <w:szCs w:val="24"/>
         </w:rPr>
@@ -2102,6 +2038,7 @@
           <w:numId w:val="26"/>
         </w:numPr>
         <w:spacing w:before="100" w:beforeAutospacing="1" w:after="100" w:afterAutospacing="1"/>
+        <w:jc w:val="both"/>
         <w:rPr>
           <w:szCs w:val="24"/>
         </w:rPr>
@@ -2134,6 +2071,7 @@
           <w:numId w:val="26"/>
         </w:numPr>
         <w:spacing w:before="100" w:beforeAutospacing="1" w:after="100" w:afterAutospacing="1"/>
+        <w:jc w:val="both"/>
         <w:rPr>
           <w:szCs w:val="24"/>
         </w:rPr>
@@ -2145,6 +2083,7 @@
         <w:t>Learned to move across support tickets, front-end fixes, Java debugging, and database cleanup tasks while keeping communication clear with senior developers.</w:t>
       </w:r>
     </w:p>
+    <w:bookmarkEnd w:id="0"/>
     <w:p>
       <w:pPr>
         <w:pStyle w:val="Heading2"/>

--- a/Rodrigo/Angular Java/Rodrigo Fernandez.docx
+++ b/Rodrigo/Angular Java/Rodrigo Fernandez.docx
@@ -167,6 +167,11 @@
           <w:szCs w:val="24"/>
         </w:rPr>
         <w:br/>
+      </w:r>
+      <w:r>
+        <w:rPr>
+          <w:szCs w:val="24"/>
+        </w:rPr>
         <w:t xml:space="preserve">Katy, Texas </w:t>
       </w:r>
       <w:r>
@@ -179,13 +184,19 @@
         <w:rPr>
           <w:szCs w:val="24"/>
         </w:rPr>
-        <w:t>+1 (407) 801-1287</w:t>
-      </w:r>
-      <w:r>
-        <w:rPr>
-          <w:szCs w:val="24"/>
-        </w:rPr>
-        <w:t xml:space="preserve"> | </w:t>
+        <w:t>+</w:t>
+      </w:r>
+      <w:r>
+        <w:rPr>
+          <w:szCs w:val="24"/>
+        </w:rPr>
+        <w:t>1 (430) 279-2231</w:t>
+      </w:r>
+      <w:r>
+        <w:rPr>
+          <w:szCs w:val="24"/>
+        </w:rPr>
+        <w:t xml:space="preserve">| </w:t>
       </w:r>
       <w:r>
         <w:rPr>
@@ -197,7 +208,7 @@
         <w:rPr>
           <w:szCs w:val="24"/>
         </w:rPr>
-        <w:t xml:space="preserve"> | </w:t>
+        <w:t xml:space="preserve">| </w:t>
       </w:r>
       <w:r>
         <w:rPr>
@@ -205,6 +216,8 @@
         </w:rPr>
         <w:t>rodrigobfdev@gmail.com</w:t>
       </w:r>
+      <w:bookmarkStart w:id="0" w:name="_GoBack"/>
+      <w:bookmarkEnd w:id="0"/>
     </w:p>
     <w:p>
       <w:pPr>
@@ -1895,7 +1908,6 @@
           <w:szCs w:val="24"/>
         </w:rPr>
       </w:pPr>
-      <w:bookmarkStart w:id="0" w:name="_GoBack"/>
       <w:r>
         <w:rPr>
           <w:szCs w:val="24"/>
@@ -2083,7 +2095,6 @@
         <w:t>Learned to move across support tickets, front-end fixes, Java debugging, and database cleanup tasks while keeping communication clear with senior developers.</w:t>
       </w:r>
     </w:p>
-    <w:bookmarkEnd w:id="0"/>
     <w:p>
       <w:pPr>
         <w:pStyle w:val="Heading2"/>
